--- a/assets/C-Abdurabb-Resume.docx
+++ b/assets/C-Abdurabb-Resume.docx
@@ -356,7 +356,7 @@
           <w:rFonts w:ascii="Times New Roman" w:hAnsi="Times New Roman" w:cs="Times New Roman"/>
           <w:color w:val="000000" w:themeColor="text1"/>
         </w:rPr>
-        <w:t>MBA Marketing student with experience in Social Media Marketing, Meta Ads, digital marketing, and content creation. Seeking a Marketing Internship to apply data-driven strategies and grow brand engagement.</w:t>
+        <w:t>Social Media Strategist with 5+ years in organic growth, Meta Ads and short-form content. Founder of Case Planet, scaled to 101K followers and 10,000+ customers from a standing start. Currently driving platform strategy at Eduport across 30+ channels, where total reach grew from 12M to 45M.</w:t>
       </w:r>
     </w:p>
     <w:p>
@@ -1433,7 +1433,7 @@
           <w:rFonts w:ascii="Times New Roman" w:hAnsi="Times New Roman" w:cs="Times New Roman"/>
           <w:color w:val="000000" w:themeColor="text1"/>
         </w:rPr>
-        <w:t>Founded and scaled Case Planet, generating 10,000+ customers and growing the brand to 55K+ Instagram followers through strategic social media marketing and digital campaigns.</w:t>
+        <w:t>Founded and scaled Case Planet, generating 10,000+ customers and growing the brand to 101K+ Instagram followers through strategic social media marketing and digital campaigns.</w:t>
       </w:r>
     </w:p>
     <w:p>
@@ -1588,7 +1588,7 @@
           <w:rFonts w:ascii="Times New Roman" w:hAnsi="Times New Roman" w:cs="Times New Roman"/>
           <w:color w:val="000000" w:themeColor="text1"/>
         </w:rPr>
-        <w:t xml:space="preserve">Scaled a personal Instagram page to 12K+ followers, generating 5M+ total engagements, with 3 viral posts exceeding 1M+ views and 10+ videos crossing 100K+ views through trend-driven </w:t>
+        <w:t xml:space="preserve">Scaled a personal Instagram page to 11K+ followers, generating 5M+ total engagements, with 3 viral posts exceeding 1M+ views and 10+ videos crossing 100K+ views through trend-driven </w:t>
       </w:r>
       <w:r>
         <w:rPr>

--- a/assets/C-Abdurabb-Resume.docx
+++ b/assets/C-Abdurabb-Resume.docx
@@ -356,7 +356,7 @@
           <w:rFonts w:ascii="Times New Roman" w:hAnsi="Times New Roman" w:cs="Times New Roman"/>
           <w:color w:val="000000" w:themeColor="text1"/>
         </w:rPr>
-        <w:t>Social Media Strategist with 5+ years in organic growth, Meta Ads and short-form content. Founder of Case Planet, scaled to 101K followers and 10,000+ customers from a standing start. Currently driving platform strategy at Eduport across 30+ channels, where total reach grew from 12M to 45M.</w:t>
+        <w:t>Social Media Head with 5+ years in organic growth, Meta Ads and short-form content. Founder of Case Planet, scaled to 101K followers and 10,000+ customers from a standing start. Currently driving platform strategy at Eduport across 30+ channels, where total reach grew from 12M to 45M.</w:t>
       </w:r>
     </w:p>
     <w:p>
@@ -680,7 +680,7 @@
           <w:sz w:val="24"/>
           <w:szCs w:val="24"/>
         </w:rPr>
-        <w:t>Social media strategist</w:t>
+        <w:t>Social Media Head</w:t>
       </w:r>
       <w:r>
         <w:rPr>
